--- a/MOSFOA paper 2/09.15.JMST_BAI_BAO_MOSFOA_2CONGTRINH_JMST_APPLICATION_V2.5.docx
+++ b/MOSFOA paper 2/09.15.JMST_BAI_BAO_MOSFOA_2CONGTRINH_JMST_APPLICATION_V2.5.docx
@@ -1619,6 +1619,43 @@
     </w:p>
     <w:p>
       <w:pPr>
+        <w:spacing w:before="40" w:after="40" w:line="260" w:lineRule="exact"/>
+        <w:ind w:firstLine="284"/>
+        <w:jc w:val="both"/>
+      </w:pPr>
+      <w:r>
+        <w:t xml:space="preserve">Bài toán tối ưu đa mục tiêu được phát biểu tường minh theo dạng chuẩn (standard MOO formulation): min</w:t>
+      </w:r>
+      <w:r>
+        <w:rPr>
+          <w:vertAlign w:val="subscript"/>
+        </w:rPr>
+        <w:t xml:space="preserve">x</w:t>
+      </w:r>
+      <w:r>
+        <w:t xml:space="preserve"> F(x) = [f1(x), f2(x)], với x ∈ X = {1,2,...,33} ⊂ ℤ, ràng buộc bởi g</w:t>
+      </w:r>
+      <w:r>
+        <w:rPr>
+          <w:vertAlign w:val="subscript"/>
+        </w:rPr>
+        <w:t xml:space="preserve">k</w:t>
+      </w:r>
+      <w:r>
+        <w:t xml:space="preserve">(x) ≤ 0 (k=1,...,4)   (1). Trong đó x là biến quyết định nguyên duy nhất (mục 3.1), F(x) là véc-tơ hai hàm mục tiêu (mục 3.2), và g</w:t>
+      </w:r>
+      <w:r>
+        <w:rPr>
+          <w:vertAlign w:val="subscript"/>
+        </w:rPr>
+        <w:t xml:space="preserve">k</w:t>
+      </w:r>
+      <w:r>
+        <w:t xml:space="preserve">(x) là bốn hàm ràng buộc bất đẳng thức tương ứng với hai điều kiện vật liệu cọc (mục 3.3), một điều kiện địa kỹ thuật (mục 3.4) và một điều kiện chuyển vị vận hành (mục 3.5). Cách MOSFOA xử lý các ràng buộc này qua cơ chế phạt cứng được nêu ở công thức (9), mục 3.5.</w:t>
+      </w:r>
+    </w:p>
+    <w:p>
+      <w:pPr>
         <w:spacing w:before="100" w:after="80" w:line="260" w:lineRule="exact"/>
       </w:pPr>
       <w:r>
@@ -1641,25 +1678,7 @@
         <w:jc w:val="both"/>
       </w:pPr>
       <w:r>
-        <w:t>Biến thiết kế duy nhất là chỉ số nguyên x ∈ [1,33] trỏ vào bảng catalogue cọc ly tâm ứng suất trước AMACCAO (11 đường kính D300–D1200mm × 3 cấp ứng suất trước A/B/C = 33 dòng), mỗi chỉ số xác định trọn bộ cặp (D</w:t>
-      </w:r>
-      <w:r>
-        <w:rPr>
-          <w:vertAlign w:val="subscript"/>
-        </w:rPr>
-        <w:t>cọc</w:t>
-      </w:r>
-      <w:r>
-        <w:t>, t</w:t>
-      </w:r>
-      <w:r>
-        <w:rPr>
-          <w:vertAlign w:val="subscript"/>
-        </w:rPr>
-        <w:t>cọc</w:t>
-      </w:r>
-      <w:r>
-        <w:t>, Class). Cọc thép phụ trợ ở Cầu tàu A giữ cố định, không đưa vào biến tối ưu; số lượng, bước cọc và cấu tạo dầm/bản giữ nguyên theo mô hình gốc.</w:t>
+        <w:t xml:space="preserve">Biến thiết kế duy nhất là chỉ số nguyên x ∈ [1,33] trỏ vào bảng catalogue cọc ly tâm ứng suất trước AMACCAO (11 đường kính D300–D1200mm × 3 cấp ứng suất trước A/B/C = 33 dòng). Quan hệ giữa x và bộ thông số tiết diện/vật liệu cọc được biểu diễn tường minh bằng ánh xạ tra bảng (song ánh): T(x) = (D(x), t(x), Class(x))   (2), với D(x), t(x), Class(x) lần lượt là đường kính ngoài, chiều dày thành và cấp ứng suất trước của dòng catalogue thứ x. Cọc thép phụ trợ ở Cầu tàu A giữ cố định, không đưa vào x; số lượng, bước cọc và cấu tạo dầm/bản giữ nguyên theo mô hình gốc.</w:t>
       </w:r>
     </w:p>
     <w:p>
@@ -1682,25 +1701,47 @@
     <w:p>
       <w:pPr>
         <w:spacing w:before="40" w:after="40" w:line="260" w:lineRule="exact"/>
-        <w:ind w:left="200" w:hanging="200"/>
-        <w:jc w:val="both"/>
-      </w:pPr>
-      <w:r>
-        <w:t xml:space="preserve">- f1 = min(khối lượng vật liệu cọc) — dùng làm đại lượng kỹ thuật đại diện cho mức tiêu hao vật liệu, tính từ khối lượng/m theo catalogue × số cọc × </w:t>
-      </w:r>
-      <w:r>
-        <w:lastRenderedPageBreak/>
-        <w:t>chiều dài chế tạo. Không quy đổi trực tiếp sang chi phí xây dựng do chưa có dữ liệu đơn giá đáng tin cậy trong phạm vi nghiên cứu.</w:t>
-      </w:r>
-    </w:p>
-    <w:p>
-      <w:pPr>
-        <w:spacing w:before="40" w:after="40" w:line="260" w:lineRule="exact"/>
-        <w:ind w:left="200" w:hanging="200"/>
-        <w:jc w:val="both"/>
-      </w:pPr>
-      <w:r>
-        <w:t>- f2 = min(chuyển vị ngang lớn nhất tại đỉnh bến) — trích từ tổ hợp tải trọng khống chế chuyển vị của mỗi cầu tàu (A: tổ hợp "BAO KT"; B: tổ hợp "COMB14"/"BAO").</w:t>
+        <w:ind w:firstLine="284"/>
+        <w:jc w:val="both"/>
+      </w:pPr>
+      <w:r>
+        <w:t xml:space="preserve">Hàm khối lượng vật liệu cọc: f1(x) = n</w:t>
+      </w:r>
+      <w:r>
+        <w:rPr>
+          <w:vertAlign w:val="subscript"/>
+        </w:rPr>
+        <w:t xml:space="preserve">p</w:t>
+      </w:r>
+      <w:r>
+        <w:t xml:space="preserve"> · L</w:t>
+      </w:r>
+      <w:r>
+        <w:rPr>
+          <w:vertAlign w:val="subscript"/>
+        </w:rPr>
+        <w:t xml:space="preserve">p</w:t>
+      </w:r>
+      <w:r>
+        <w:t xml:space="preserve"> · m(D(x), t(x))   (3), trong đó n</w:t>
+      </w:r>
+      <w:r>
+        <w:rPr>
+          <w:vertAlign w:val="subscript"/>
+        </w:rPr>
+        <w:t xml:space="preserve">p</w:t>
+      </w:r>
+      <w:r>
+        <w:t xml:space="preserve"> = 132 là số cọc chính đưa vào biến tối ưu ở cả hai cầu tàu (không tính 60 cọc thép phụ trợ, cố định, của Cầu tàu A), L</w:t>
+      </w:r>
+      <w:r>
+        <w:rPr>
+          <w:vertAlign w:val="subscript"/>
+        </w:rPr>
+        <w:t xml:space="preserve">p</w:t>
+      </w:r>
+      <w:r>
+        <w:t xml:space="preserve"> là chiều dài chế tạo cọc theo mô hình gốc của từng cầu tàu, và m(D,t) là khối lượng trên một đơn vị chiều dài tra trực tiếp từ catalogue AMACCAO [4] ứng với cặp (D,t). f1 được dùng làm đại lượng kỹ thuật đại diện cho mức tiêu hao vật liệu, không quy đổi trực tiếp sang chi phí xây dựng do chưa có dữ liệu đơn giá đáng tin cậy trong phạm vi nghiên cứu.</w:t>
       </w:r>
     </w:p>
     <w:p>
@@ -1710,7 +1751,44 @@
         <w:jc w:val="both"/>
       </w:pPr>
       <w:r>
-        <w:t>Không bổ sung mục tiêu thứ ba (chi phí, phát thải carbon, thời gian thi công...) so với phạm vi đã xác lập cho nghiên cứu.</w:t>
+        <w:t xml:space="preserve">Hàm chuyển vị ngang lớn nhất tại đỉnh bến: f2(x) = max</w:t>
+      </w:r>
+      <w:r>
+        <w:rPr>
+          <w:vertAlign w:val="subscript"/>
+        </w:rPr>
+        <w:t xml:space="preserve">j∈J</w:t>
+      </w:r>
+      <w:r>
+        <w:t xml:space="preserve"> |δ</w:t>
+      </w:r>
+      <w:r>
+        <w:rPr>
+          <w:vertAlign w:val="subscript"/>
+        </w:rPr>
+        <w:t xml:space="preserve">j</w:t>
+      </w:r>
+      <w:r>
+        <w:t xml:space="preserve">(x)|   (4), trong đó J là tập các nút (joint) thuộc nhóm phần tử đỉnh bến (GroupElm="ALL", mục 2.5) và δ</w:t>
+      </w:r>
+      <w:r>
+        <w:rPr>
+          <w:vertAlign w:val="subscript"/>
+        </w:rPr>
+        <w:t xml:space="preserve">j</w:t>
+      </w:r>
+      <w:r>
+        <w:t xml:space="preserve">(x) là chuyển vị ngang của nút j trích từ Results.JointDispl của phương án x, dưới tổ hợp tải trọng khống chế chuyển vị riêng của từng cầu tàu (A: "BAO KT"; B: "COMB14"/"BAO").</w:t>
+      </w:r>
+    </w:p>
+    <w:p>
+      <w:pPr>
+        <w:spacing w:before="40" w:after="40" w:line="260" w:lineRule="exact"/>
+        <w:ind w:firstLine="284"/>
+        <w:jc w:val="both"/>
+      </w:pPr>
+      <w:r>
+        <w:t xml:space="preserve">Bài toán tối ưu đồng thời tối thiểu hoá f1(x) và f2(x), không quy về một hàm mục tiêu vô hướng (không dùng trọng số/weighted-sum). Không bổ sung mục tiêu thứ ba (chi phí, phát thải carbon, thời gian thi công...) so với phạm vi đã xác lập cho nghiên cứu.</w:t>
       </w:r>
     </w:p>
     <w:p>
@@ -1737,100 +1815,133 @@
         <w:jc w:val="both"/>
       </w:pPr>
       <w:r>
-        <w:t>Nội lực dọc trục N</w:t>
+        <w:t xml:space="preserve">Với mỗi phương án x, nội lực dọc trục lớn nhất N</w:t>
       </w:r>
       <w:r>
         <w:rPr>
           <w:vertAlign w:val="subscript"/>
         </w:rPr>
-        <w:t>max</w:t>
-      </w:r>
-      <w:r>
-        <w:t xml:space="preserve"> và mô men uốn hợp lực M</w:t>
+        <w:t xml:space="preserve">max</w:t>
+      </w:r>
+      <w:r>
+        <w:t xml:space="preserve">(x) và mô men uốn hợp lực lớn nhất M</w:t>
       </w:r>
       <w:r>
         <w:rPr>
           <w:vertAlign w:val="subscript"/>
         </w:rPr>
-        <w:t>max</w:t>
-      </w:r>
-      <w:r>
-        <w:t xml:space="preserve">=√(M2²+M3²) của cọc (trích đúng thứ tự cột OAPI đã xác nhận ở mục 2.5) được kiểm tra </w:t>
+        <w:t xml:space="preserve">max</w:t>
+      </w:r>
+      <w:r>
+        <w:t xml:space="preserve">(x)=√(M2²+M3²) được lấy bao (envelope) trên toàn bộ cọc và toàn bộ 37 tổ hợp tải trọng, trích đúng thứ tự cột OAPI FrameForce (P, V2, V3, T, M2, M3) đã xác nhận ở mục 2.5. Hai ràng buộc vật liệu được kiểm tra </w:t>
       </w:r>
       <w:r>
         <w:rPr>
           <w:b/>
           <w:bCs/>
         </w:rPr>
-        <w:t>riêng biệt</w:t>
-      </w:r>
-      <w:r>
-        <w:t xml:space="preserve"> với khả năng chịu lực vật liệu theo catalogue: N</w:t>
+        <w:t xml:space="preserve">riêng biệt</w:t>
+      </w:r>
+      <w:r>
+        <w:t xml:space="preserve"> (không dùng công thức tương tác nén–uốn N–M interaction):</w:t>
+      </w:r>
+    </w:p>
+    <w:p>
+      <w:pPr>
+        <w:spacing w:before="40" w:after="40" w:line="260" w:lineRule="exact"/>
+        <w:jc w:val="both"/>
+      </w:pPr>
+      <w:r>
+        <w:t xml:space="preserve">g1(x): N</w:t>
       </w:r>
       <w:r>
         <w:rPr>
           <w:vertAlign w:val="subscript"/>
         </w:rPr>
-        <w:t>max</w:t>
-      </w:r>
-      <w:r>
-        <w:t xml:space="preserve"> ≤ P</w:t>
+        <w:t xml:space="preserve">max</w:t>
+      </w:r>
+      <w:r>
+        <w:t xml:space="preserve">(x) − P</w:t>
       </w:r>
       <w:r>
         <w:rPr>
           <w:vertAlign w:val="subscript"/>
         </w:rPr>
-        <w:t>max</w:t>
-      </w:r>
-      <w:r>
-        <w:t xml:space="preserve"> và M</w:t>
+        <w:t xml:space="preserve">max</w:t>
+      </w:r>
+      <w:r>
+        <w:t xml:space="preserve">(D(x),t(x),Class(x)) ≤ 0   (5a)</w:t>
+      </w:r>
+      <w:r>
+        <w:br/>
+      </w:r>
+      <w:r>
+        <w:t xml:space="preserve">g2(x): M</w:t>
       </w:r>
       <w:r>
         <w:rPr>
           <w:vertAlign w:val="subscript"/>
         </w:rPr>
-        <w:t>max</w:t>
-      </w:r>
-      <w:r>
-        <w:t xml:space="preserve"> ≤ M</w:t>
+        <w:t xml:space="preserve">max</w:t>
+      </w:r>
+      <w:r>
+        <w:t xml:space="preserve">(x) − M</w:t>
       </w:r>
       <w:r>
         <w:rPr>
           <w:vertAlign w:val="subscript"/>
         </w:rPr>
-        <w:t>u</w:t>
-      </w:r>
-      <w:r>
-        <w:t xml:space="preserve">. Nghiên cứu </w:t>
+        <w:t xml:space="preserve">u</w:t>
+      </w:r>
+      <w:r>
+        <w:t xml:space="preserve">(D(x),t(x),Class(x)) ≤ 0   (5b)</w:t>
+      </w:r>
+    </w:p>
+    <w:p>
+      <w:pPr>
+        <w:spacing w:before="40" w:after="40" w:line="260" w:lineRule="exact"/>
+        <w:ind w:firstLine="284"/>
+        <w:jc w:val="both"/>
+      </w:pPr>
+      <w:r>
+        <w:t xml:space="preserve">trong đó P</w:t>
+      </w:r>
+      <w:r>
+        <w:rPr>
+          <w:vertAlign w:val="subscript"/>
+        </w:rPr>
+        <w:t xml:space="preserve">max</w:t>
+      </w:r>
+      <w:r>
+        <w:t xml:space="preserve">(·) và M</w:t>
+      </w:r>
+      <w:r>
+        <w:rPr>
+          <w:vertAlign w:val="subscript"/>
+        </w:rPr>
+        <w:t xml:space="preserve">u</w:t>
+      </w:r>
+      <w:r>
+        <w:t xml:space="preserve">(·) là khả năng chịu nén dọc trục và khả năng chịu uốn của cọc, tra theo catalogue AMACCAO [4] ứng với (D(x), t(x), Class(x)). Mô men nứt M</w:t>
+      </w:r>
+      <w:r>
+        <w:rPr>
+          <w:vertAlign w:val="subscript"/>
+        </w:rPr>
+        <w:t xml:space="preserve">cr</w:t>
+      </w:r>
+      <w:r>
+        <w:t xml:space="preserve"> (trạng thái giới hạn sử dụng) được tính song song để tham khảo nhưng </w:t>
       </w:r>
       <w:r>
         <w:rPr>
           <w:b/>
           <w:bCs/>
         </w:rPr>
-        <w:t>không sử dụng công thức tương tác nén–uốn (N–M interaction)</w:t>
-      </w:r>
-      <w:r>
-        <w:t xml:space="preserve"> — mỗi điều kiện được kiểm tra như một ràng buộc độc lập, đúng theo phương pháp đã dùng trong toàn bộ campaign. Mô men nứt M</w:t>
-      </w:r>
-      <w:r>
-        <w:rPr>
-          <w:vertAlign w:val="subscript"/>
-        </w:rPr>
-        <w:t>cr</w:t>
-      </w:r>
-      <w:r>
-        <w:t xml:space="preserve"> (trạng thái giới hạn sử dụng) được tính song song để tham khảo nhưng </w:t>
-      </w:r>
-      <w:r>
-        <w:rPr>
-          <w:b/>
-          <w:bCs/>
-        </w:rPr>
-        <w:t>không</w:t>
-      </w:r>
-      <w:r>
-        <w:t xml:space="preserve"> dùng làm ràng buộc bắt buộc trong campaign này.</w:t>
+        <w:t xml:space="preserve">không</w:t>
+      </w:r>
+      <w:r>
+        <w:t xml:space="preserve"> đưa vào g2 hay bất kỳ ràng buộc bắt buộc nào trong campaign này.</w:t>
       </w:r>
     </w:p>
     <w:p>
@@ -1857,7 +1968,70 @@
         <w:jc w:val="both"/>
       </w:pPr>
       <w:r>
-        <w:t>Trong khi các mô hình FEM và cơ sở tải trọng được giữ nguyên theo mô hình dự án gốc (mục 2.3), sức chịu tải cọc trong lớp đánh giá của bài toán tối ưu được tính theo TCVN 10304:2025. Việc áp dụng công thức này thuộc về formulation của bài toán tối ưu hiện tại và không hàm ý rằng các mô hình công trình gốc đã được thiết kế lại theo tiêu chuẩn này.</w:t>
+        <w:t xml:space="preserve">Trong khi các mô hình FEM và cơ sở tải trọng được giữ nguyên theo mô hình dự án gốc (mục 2.3), sức chịu tải cọc trong lớp đánh giá của bài toán tối ưu được tính theo TCVN 10304:2025. Việc áp dụng công thức này thuộc về formulation của bài toán tối ưu hiện tại và không hàm ý rằng các mô hình công trình gốc đã được thiết kế lại theo tiêu chuẩn này. Sức chịu tải cọc theo đất nền, dạng khép kín:</w:t>
+      </w:r>
+    </w:p>
+    <w:p>
+      <w:pPr>
+        <w:spacing w:before="40" w:after="40" w:line="260" w:lineRule="exact"/>
+        <w:jc w:val="both"/>
+      </w:pPr>
+      <w:r>
+        <w:t xml:space="preserve">R</w:t>
+      </w:r>
+      <w:r>
+        <w:rPr>
+          <w:vertAlign w:val="subscript"/>
+        </w:rPr>
+        <w:t xml:space="preserve">d</w:t>
+      </w:r>
+      <w:r>
+        <w:t xml:space="preserve">(x) = [q</w:t>
+      </w:r>
+      <w:r>
+        <w:rPr>
+          <w:vertAlign w:val="subscript"/>
+        </w:rPr>
+        <w:t xml:space="preserve">b,tip</w:t>
+      </w:r>
+      <w:r>
+        <w:t xml:space="preserve">·A</w:t>
+      </w:r>
+      <w:r>
+        <w:rPr>
+          <w:vertAlign w:val="subscript"/>
+        </w:rPr>
+        <w:t xml:space="preserve">tip</w:t>
+      </w:r>
+      <w:r>
+        <w:t xml:space="preserve">(D(x)) + u(D(x))·Σf</w:t>
+      </w:r>
+      <w:r>
+        <w:rPr>
+          <w:vertAlign w:val="subscript"/>
+        </w:rPr>
+        <w:t xml:space="preserve">i</w:t>
+      </w:r>
+      <w:r>
+        <w:t xml:space="preserve">h</w:t>
+      </w:r>
+      <w:r>
+        <w:rPr>
+          <w:vertAlign w:val="subscript"/>
+        </w:rPr>
+        <w:t xml:space="preserve">i</w:t>
+      </w:r>
+      <w:r>
+        <w:t xml:space="preserve">] / γ</w:t>
+      </w:r>
+      <w:r>
+        <w:rPr>
+          <w:vertAlign w:val="subscript"/>
+        </w:rPr>
+        <w:t xml:space="preserve">k</w:t>
+      </w:r>
+      <w:r>
+        <w:t xml:space="preserve">   (6)</w:t>
       </w:r>
     </w:p>
     <w:p>
@@ -1867,124 +2041,107 @@
         <w:jc w:val="both"/>
       </w:pPr>
       <w:r>
-        <w:t>Sức chịu tải cọc tính theo TCVN 10304:2025, dạng khép kín R</w:t>
+        <w:t xml:space="preserve">với q</w:t>
       </w:r>
       <w:r>
         <w:rPr>
           <w:vertAlign w:val="subscript"/>
         </w:rPr>
-        <w:t>d</w:t>
-      </w:r>
-      <w:r>
-        <w:t>(D) = [q</w:t>
+        <w:t xml:space="preserve">b,tip</w:t>
+      </w:r>
+      <w:r>
+        <w:t xml:space="preserve"> là sức kháng đơn vị mũi cọc, A</w:t>
       </w:r>
       <w:r>
         <w:rPr>
           <w:vertAlign w:val="subscript"/>
         </w:rPr>
-        <w:t>b,tip</w:t>
-      </w:r>
-      <w:r>
-        <w:t>·A</w:t>
+        <w:t xml:space="preserve">tip</w:t>
+      </w:r>
+      <w:r>
+        <w:t xml:space="preserve">(D) là diện tích mũi cọc theo đường kính D, u(D) là chu vi tiết diện cọc, Σf</w:t>
       </w:r>
       <w:r>
         <w:rPr>
           <w:vertAlign w:val="subscript"/>
         </w:rPr>
-        <w:t>tip</w:t>
-      </w:r>
-      <w:r>
-        <w:t>(D) + u(D)·Σf</w:t>
+        <w:t xml:space="preserve">i</w:t>
+      </w:r>
+      <w:r>
+        <w:t xml:space="preserve">h</w:t>
       </w:r>
       <w:r>
         <w:rPr>
           <w:vertAlign w:val="subscript"/>
         </w:rPr>
-        <w:t>i</w:t>
-      </w:r>
-      <w:r>
-        <w:t>h</w:t>
+        <w:t xml:space="preserve">i</w:t>
+      </w:r>
+      <w:r>
+        <w:t xml:space="preserve"> là tổng ma sát bên tích luỹ theo các lớp đất — tất cả tính sẵn theo hồ sơ địa chất riêng của từng cầu tàu; γ</w:t>
       </w:r>
       <w:r>
         <w:rPr>
           <w:vertAlign w:val="subscript"/>
         </w:rPr>
-        <w:t>i</w:t>
-      </w:r>
-      <w:r>
-        <w:t>] / γ</w:t>
+        <w:t xml:space="preserve">k</w:t>
+      </w:r>
+      <w:r>
+        <w:t xml:space="preserve"> là hệ số điều kiện làm việc theo TCVN 10304:2025. Ràng buộc địa kỹ thuật:</w:t>
+      </w:r>
+    </w:p>
+    <w:p>
+      <w:pPr>
+        <w:spacing w:before="40" w:after="40" w:line="260" w:lineRule="exact"/>
+        <w:jc w:val="both"/>
+      </w:pPr>
+      <w:r>
+        <w:t xml:space="preserve">g3(x): γ</w:t>
       </w:r>
       <w:r>
         <w:rPr>
           <w:vertAlign w:val="subscript"/>
         </w:rPr>
-        <w:t>k</w:t>
-      </w:r>
-      <w:r>
-        <w:t>, với q</w:t>
+        <w:t xml:space="preserve">n</w:t>
+      </w:r>
+      <w:r>
+        <w:t xml:space="preserve">·N</w:t>
       </w:r>
       <w:r>
         <w:rPr>
           <w:vertAlign w:val="subscript"/>
         </w:rPr>
-        <w:t>b,tip</w:t>
-      </w:r>
-      <w:r>
-        <w:t>, Σf</w:t>
+        <w:t xml:space="preserve">max</w:t>
+      </w:r>
+      <w:r>
+        <w:t xml:space="preserve">(x) − R</w:t>
       </w:r>
       <w:r>
         <w:rPr>
           <w:vertAlign w:val="subscript"/>
         </w:rPr>
-        <w:t>i</w:t>
-      </w:r>
-      <w:r>
-        <w:t>h</w:t>
+        <w:t xml:space="preserve">d</w:t>
+      </w:r>
+      <w:r>
+        <w:t xml:space="preserve">(x) ≤ 0   (7)</w:t>
+      </w:r>
+    </w:p>
+    <w:p>
+      <w:pPr>
+        <w:spacing w:before="40" w:after="40" w:line="260" w:lineRule="exact"/>
+        <w:ind w:firstLine="284"/>
+        <w:jc w:val="both"/>
+      </w:pPr>
+      <w:r>
+        <w:t xml:space="preserve">với hệ số tin cậy γ</w:t>
       </w:r>
       <w:r>
         <w:rPr>
           <w:vertAlign w:val="subscript"/>
         </w:rPr>
-        <w:t>i</w:t>
-      </w:r>
-      <w:r>
-        <w:t xml:space="preserve"> tính sẵn theo hồ sơ địa chất từng cầu tàu. Hệ số tin cậy γ</w:t>
-      </w:r>
-      <w:r>
-        <w:rPr>
-          <w:vertAlign w:val="subscript"/>
-        </w:rPr>
-        <w:t>n</w:t>
-      </w:r>
-      <w:r>
-        <w:t>=1,15 (cấp hậu quả C2, theo QCVN 03:2022/BXD Phụ lục A) áp dụng thống nhất cho cả hai cầu tàu. Ràng buộc: γ</w:t>
-      </w:r>
-      <w:r>
-        <w:rPr>
-          <w:vertAlign w:val="subscript"/>
-        </w:rPr>
-        <w:t>n</w:t>
-      </w:r>
-      <w:r>
-        <w:t>·N</w:t>
-      </w:r>
-      <w:r>
-        <w:rPr>
-          <w:vertAlign w:val="subscript"/>
-        </w:rPr>
-        <w:t>max</w:t>
-      </w:r>
-      <w:r>
-        <w:t xml:space="preserve"> ≤ R</w:t>
-      </w:r>
-      <w:r>
-        <w:rPr>
-          <w:vertAlign w:val="subscript"/>
-        </w:rPr>
-        <w:t>d</w:t>
-      </w:r>
-      <w:r>
-        <w:t>.</w:t>
+        <w:t xml:space="preserve">n</w:t>
+      </w:r>
+      <w:r>
+        <w:t xml:space="preserve">=1,15 (cấp hậu quả C2, theo QCVN 03:2022/BXD Phụ lục A) áp dụng thống nhất cho cả hai cầu tàu. Việc áp dụng công thức (6)–(7) thuộc về formulation của bài toán tối ưu hiện tại (mục 2.4, 2.5) và không hàm ý rằng các mô hình công trình gốc đã được thiết kế lại theo tiêu chuẩn này.</w:t>
       </w:r>
     </w:p>
     <w:p>
@@ -2011,17 +2168,101 @@
         <w:jc w:val="both"/>
       </w:pPr>
       <w:r>
-        <w:t xml:space="preserve">Chuyển vị ngang lớn nhất ≤ 30mm. Xử lý ràng buộc theo nguyên tắc </w:t>
+        <w:t xml:space="preserve">Ràng buộc chuyển vị vận hành:</w:t>
+      </w:r>
+    </w:p>
+    <w:p>
+      <w:pPr>
+        <w:spacing w:before="40" w:after="40" w:line="260" w:lineRule="exact"/>
+        <w:jc w:val="both"/>
+      </w:pPr>
+      <w:r>
+        <w:t xml:space="preserve">g4(x): f2(x) − 30mm ≤ 0   (8)</w:t>
+      </w:r>
+    </w:p>
+    <w:p>
+      <w:pPr>
+        <w:spacing w:before="40" w:after="40" w:line="260" w:lineRule="exact"/>
+        <w:ind w:firstLine="284"/>
+        <w:jc w:val="both"/>
+      </w:pPr>
+      <w:r>
+        <w:t xml:space="preserve">Tập khả thi của bài toán tối ưu là giao của bốn ràng buộc (5a), (5b), (7), (8): X</w:t>
+      </w:r>
+      <w:r>
+        <w:rPr>
+          <w:vertAlign w:val="subscript"/>
+        </w:rPr>
+        <w:t xml:space="preserve">feas</w:t>
+      </w:r>
+      <w:r>
+        <w:t xml:space="preserve"> = {x ∈ X : g</w:t>
+      </w:r>
+      <w:r>
+        <w:rPr>
+          <w:vertAlign w:val="subscript"/>
+        </w:rPr>
+        <w:t xml:space="preserve">k</w:t>
+      </w:r>
+      <w:r>
+        <w:t xml:space="preserve">(x) ≤ 0, k=1,...,4}.</w:t>
+      </w:r>
+    </w:p>
+    <w:p>
+      <w:pPr>
+        <w:spacing w:before="40" w:after="40" w:line="260" w:lineRule="exact"/>
+        <w:ind w:firstLine="284"/>
+        <w:jc w:val="both"/>
+      </w:pPr>
+      <w:r>
+        <w:t xml:space="preserve">Việc xử lý ràng buộc trong vòng lặp MOSFOA theo nguyên tắc </w:t>
       </w:r>
       <w:r>
         <w:rPr>
           <w:b/>
           <w:bCs/>
         </w:rPr>
-        <w:t>phạt cứng</w:t>
-      </w:r>
-      <w:r>
-        <w:t xml:space="preserve"> (hard-penalty): phương án vi phạm bất kỳ ràng buộc nào (địa kỹ thuật, vật liệu, chuyển vị) bị loại khỏi tập nghiệm khả thi ngay lập tức (gán fitness = [10¹², 10¹²]), không dùng hàm phạt mềm/hệ số phạt liên tục.</w:t>
+        <w:t xml:space="preserve">phạt cứng</w:t>
+      </w:r>
+      <w:r>
+        <w:t xml:space="preserve"> (hard-penalty): giá trị fitness thực trả về cho thuật toán ứng với mỗi x là</w:t>
+      </w:r>
+    </w:p>
+    <w:p>
+      <w:pPr>
+        <w:spacing w:before="40" w:after="40" w:line="260" w:lineRule="exact"/>
+        <w:jc w:val="both"/>
+      </w:pPr>
+      <w:r>
+        <w:t xml:space="preserve">Fitness(x) = F(x) nếu x ∈ X</w:t>
+      </w:r>
+      <w:r>
+        <w:rPr>
+          <w:vertAlign w:val="subscript"/>
+        </w:rPr>
+        <w:t xml:space="preserve">feas</w:t>
+      </w:r>
+      <w:r>
+        <w:t xml:space="preserve">;  Fitness(x) = [10¹², 10¹²] nếu x ∉ X</w:t>
+      </w:r>
+      <w:r>
+        <w:rPr>
+          <w:vertAlign w:val="subscript"/>
+        </w:rPr>
+        <w:t xml:space="preserve">feas</w:t>
+      </w:r>
+      <w:r>
+        <w:t xml:space="preserve">   (9)</w:t>
+      </w:r>
+    </w:p>
+    <w:p>
+      <w:pPr>
+        <w:spacing w:before="40" w:after="40" w:line="260" w:lineRule="exact"/>
+        <w:ind w:firstLine="284"/>
+        <w:jc w:val="both"/>
+      </w:pPr>
+      <w:r>
+        <w:t xml:space="preserve">tức là phương án vi phạm bất kỳ ràng buộc nào trong bốn ràng buộc (5a), (5b), (7), (8) bị loại khỏi tập nghiệm khả thi ngay lập tức, không dùng hàm phạt mềm/hệ số phạt liên tục.</w:t>
       </w:r>
     </w:p>
     <w:p>
@@ -2046,10 +2287,7 @@
         <w:jc w:val="both"/>
       </w:pPr>
       <w:r>
-        <w:t xml:space="preserve">MOSFOA là thuật toán tối ưu đa mục tiêu đã được nhóm tác giả phát triển và công bố trong [1]; cơ chế cập nhật vị trí (giai đoạn khám phá/khai thác, điều </w:t>
-      </w:r>
-      <w:r>
-        <w:t xml:space="preserve">khiển pha theo hàm cosine, tinh chỉnh Gaussian cuối vòng lặp) được sử dụng </w:t>
+        <w:t xml:space="preserve">MOSFOA là thuật toán tối ưu đa mục tiêu đã được nhóm tác giả phát triển và công bố trong [1]; cơ chế cập nhật vị trí (giai đoạn khám phá/khai thác, điều khiển pha theo hàm cosine, tinh chỉnh Gaussian cuối vòng lặp) được sử dụng </w:t>
       </w:r>
       <w:r>
         <w:rPr>
@@ -2291,8 +2529,6 @@
       </w:r>
       <w:r>
         <w:t xml:space="preserve">: kích thước tập nghiệm Pareto thu được, tỷ lệ khôi phục tập Pareto tham chiếu (dung </w:t>
-      </w:r>
-      <w:r>
         <w:lastRenderedPageBreak/>
         <w:t>sai tương đối &lt;0,1%), độ tái lập (reproducibility) giữa các lần chạy, thời gian tính toán.</w:t>
       </w:r>
@@ -2304,10 +2540,7 @@
         <w:jc w:val="both"/>
       </w:pPr>
       <w:r>
-        <w:t xml:space="preserve">- Toàn bộ 40 lượt chạy (20×2 cầu tàu) thực hiện trên cùng một máy trạm, kết nối MATLAB–SAP2000 song song 8 worker qua OAPI, có cơ chế </w:t>
-      </w:r>
-      <w:r>
-        <w:t>checkpoint/resume và giám sát (watchdog) tự động phục hồi khi tiến trình bị gián đoạn ngoài ý muốn.</w:t>
+        <w:t xml:space="preserve">- Toàn bộ 40 lượt chạy (20×2 cầu tàu) thực hiện trên cùng một máy trạm, kết nối MATLAB–SAP2000 song song 8 worker qua OAPI, có cơ chế checkpoint/resume và giám sát (watchdog) tự động phục hồi khi tiến trình bị gián đoạn ngoài ý muốn.</w:t>
       </w:r>
     </w:p>
     <w:p>
@@ -2771,10 +3004,7 @@
         <w:t>n</w:t>
       </w:r>
       <w:r>
-        <w:t xml:space="preserve">=1,15). Kết quả này nhất quán giữa </w:t>
-      </w:r>
-      <w:r>
-        <w:t>hai cầu tàu mặc dù chúng có tải trọng và điều kiện địa kỹ thuật khác nhau.</w:t>
+        <w:t xml:space="preserve">=1,15). Kết quả này nhất quán giữa hai cầu tàu mặc dù chúng có tải trọng và điều kiện địa kỹ thuật khác nhau.</w:t>
       </w:r>
     </w:p>
     <w:p>
@@ -3842,10 +4072,7 @@
         <w:jc w:val="both"/>
       </w:pPr>
       <w:r>
-        <w:t xml:space="preserve">Baseline hiện tại của Cầu tàu A (D800-t120-ClassC, f1=2876,2T, f2=12,3mm) trùng giá trị với </w:t>
-      </w:r>
-      <w:r>
-        <w:t>phương án đại diện thứ 3 trong tập Pareto tham chiếu (D800-t120-ClassB, xem lưu ý ở mục 5 về các phương án khác Class cùng D cho cùng cặp giá trị) — thiết kế hiện hữu (sau khi quy đổi theo catalogue) nằm trên mặt Pareto, cung cấp bối cảnh kỹ thuật hữu ích khi đọc kết quả, không phải một kết luận về tiết kiệm chi phí (chưa có dữ liệu đơn giá để tính) và không hàm ý đây là "phương án tối ưu" duy nhất — baseline chỉ là một điểm tham chiếu thiết kế, không phải kết quả của một quyết định lựa chọn theo Pareto.</w:t>
+        <w:t xml:space="preserve">Baseline hiện tại của Cầu tàu A (D800-t120-ClassC, f1=2876,2T, f2=12,3mm) trùng giá trị với phương án đại diện thứ 3 trong tập Pareto tham chiếu (D800-t120-ClassB, xem lưu ý ở mục 5 về các phương án khác Class cùng D cho cùng cặp giá trị) — thiết kế hiện hữu (sau khi quy đổi theo catalogue) nằm trên mặt Pareto, cung cấp bối cảnh kỹ thuật hữu ích khi đọc kết quả, không phải một kết luận về tiết kiệm chi phí (chưa có dữ liệu đơn giá để tính) và không hàm ý đây là "phương án tối ưu" duy nhất — baseline chỉ là một điểm tham chiếu thiết kế, không phải kết quả của một quyết định lựa chọn theo Pareto.</w:t>
       </w:r>
     </w:p>
     <w:p>
@@ -4914,10 +5141,7 @@
         <w:t>cùng một lựa chọn catalogue (cùng D, t) không mang lại cùng một mức đáp ứng kỹ thuật (độ nhạy chuyển vị theo D) giữa hai cầu tàu</w:t>
       </w:r>
       <w:r>
-        <w:t xml:space="preserve"> — một quan sát có giá trị ứng dụng </w:t>
-      </w:r>
-      <w:r>
-        <w:t>thực tế: kết quả tối ưu của một cầu tàu không thể suy diễn trực tiếp sang cầu tàu khác dù dùng chung catalogue thiết kế.</w:t>
+        <w:t xml:space="preserve"> — một quan sát có giá trị ứng dụng thực tế: kết quả tối ưu của một cầu tàu không thể suy diễn trực tiếp sang cầu tàu khác dù dùng chung catalogue thiết kế.</w:t>
       </w:r>
     </w:p>
     <w:p>
@@ -5540,10 +5764,7 @@
         <w:jc w:val="both"/>
       </w:pPr>
       <w:r>
-        <w:t xml:space="preserve">Ở cả hai cầu tàu, mặt Pareto thể hiện quan hệ đánh đổi đơn điệu: đầu "nhẹ" của mặt Pareto (D600) cho </w:t>
-      </w:r>
-      <w:r>
-        <w:t>khối lượng vật liệu nhỏ nhất nhưng chuyển vị lớn nhất trong tập nghiệm khả thi; đầu còn lại (D1200) cho chuyển vị nhỏ nhất nhưng khối lượng vật liệu lớn nhất — phản ánh đúng bản chất vật lý của việc tăng độ cứng tiết diện cọc để giảm chuyển vị ngang, đánh đổi bằng khối lượng vật liệu tăng thêm. Tốc độ giảm chuyển vị chậm dần khi tiết diện cọc đã đủ lớn (ví dụ D900→D1200 ở cả hai cầu tàu cho mức giảm chuyển vị tương đối nhỏ hơn so với khối lượng vật liệu tăng thêm), cung cấp cơ sở kỹ thuật để người thiết kế lựa chọn phương án cân bằng phù hợp mục tiêu dự án.</w:t>
+        <w:t xml:space="preserve">Ở cả hai cầu tàu, mặt Pareto thể hiện quan hệ đánh đổi đơn điệu: đầu "nhẹ" của mặt Pareto (D600) cho khối lượng vật liệu nhỏ nhất nhưng chuyển vị lớn nhất trong tập nghiệm khả thi; đầu còn lại (D1200) cho chuyển vị nhỏ nhất nhưng khối lượng vật liệu lớn nhất — phản ánh đúng bản chất vật lý của việc tăng độ cứng tiết diện cọc để giảm chuyển vị ngang, đánh đổi bằng khối lượng vật liệu tăng thêm. Tốc độ giảm chuyển vị chậm dần khi tiết diện cọc đã đủ lớn (ví dụ D900→D1200 ở cả hai cầu tàu cho mức giảm chuyển vị tương đối nhỏ hơn so với khối lượng vật liệu tăng thêm), cung cấp cơ sở kỹ thuật để người thiết kế lựa chọn phương án cân bằng phù hợp mục tiêu dự án.</w:t>
       </w:r>
     </w:p>
     <w:p>
@@ -5581,8 +5802,6 @@
       </w:r>
       <w:r>
         <w:t xml:space="preserve"> — hình học kết cấu (bề </w:t>
-      </w:r>
-      <w:r>
         <w:lastRenderedPageBreak/>
         <w:t>rộng bến, chiều dài phân đoạn), tải trọng khai thác, đặc trưng tiết diện cọc, và điều kiện mô hình hoá địa kỹ thuật (lò xo phân bố ở A so với ngàm cứng tại chiều dài ngàm ảo ở B) — không có cơ sở để quy sự khác biệt này cho một nguyên nhân đơn lẻ khi hai mô hình đồng thời khác nhau ở nhiều yếu tố; việc tách bạch ảnh hưởng riêng của từng yếu tố nằm ngoài phạm vi nghiên cứu này. Cả hai cầu tàu đều có miền khả thi bắt đầu từ D≥600mm và cùng 6 phương án trong tập Pareto tham chiếu — sự trùng hợp về số lượng phương án phản ánh đặc điểm chung của không gian thiết kế rời rạc 33 phương án dùng chung một bảng catalogue, không hàm ý một quy luật tổng quát giữa hai loại cầu tàu.</w:t>
       </w:r>
@@ -5704,10 +5923,7 @@
         <w:jc w:val="both"/>
       </w:pPr>
       <w:r>
-        <w:t xml:space="preserve">1. MOSFOA — thuật toán đã được nhóm tác giả phát triển và công bố trước đó [1] — được áp dụng thành công vào hai bài toán tối ưu đa mục tiêu hệ cọc cầu tàu thực tế, sử dụng hai cầu tàu thực tế có quy mô </w:t>
-      </w:r>
-      <w:r>
-        <w:t>và đặc điểm mô hình hoá khác nhau làm hai trường hợp ứng dụng độc lập.</w:t>
+        <w:t xml:space="preserve">1. MOSFOA — thuật toán đã được nhóm tác giả phát triển và công bố trước đó [1] — được áp dụng thành công vào hai bài toán tối ưu đa mục tiêu hệ cọc cầu tàu thực tế, sử dụng hai cầu tàu thực tế có quy mô và đặc điểm mô hình hoá khác nhau làm hai trường hợp ứng dụng độc lập.</w:t>
       </w:r>
     </w:p>
     <w:p>
